--- a/Documentation/BRD_Digital_Closet.docx
+++ b/Documentation/BRD_Digital_Closet.docx
@@ -24,13 +24,13 @@
       <w:pPr>
         <w:pStyle w:val="Heading1"/>
       </w:pPr>
-      <w:bookmarkStart w:id="2" w:name="document-version-0.4"/>
-      <w:bookmarkStart w:id="3" w:name="_Toc238382216"/>
+      <w:bookmarkStart w:id="2" w:name="_Toc238382216"/>
+      <w:bookmarkStart w:id="3" w:name="document-version-0.4"/>
       <w:bookmarkEnd w:id="1"/>
       <w:r>
         <w:t>Document Version: 0.4</w:t>
       </w:r>
-      <w:bookmarkEnd w:id="3"/>
+      <w:bookmarkEnd w:id="2"/>
     </w:p>
     <w:p>
       <w:pPr>
@@ -39,13 +39,13 @@
           <w:lang w:val="vi-VN"/>
         </w:rPr>
       </w:pPr>
-      <w:bookmarkStart w:id="4" w:name="date-to-clarify-insert-current-date"/>
-      <w:bookmarkStart w:id="5" w:name="_Toc238382217"/>
-      <w:bookmarkEnd w:id="2"/>
+      <w:bookmarkStart w:id="4" w:name="_Toc238382217"/>
+      <w:bookmarkStart w:id="5" w:name="date-to-clarify-insert-current-date"/>
+      <w:bookmarkEnd w:id="3"/>
       <w:r>
         <w:t>Date:</w:t>
       </w:r>
-      <w:bookmarkEnd w:id="5"/>
+      <w:bookmarkEnd w:id="4"/>
       <w:r>
         <w:t xml:space="preserve"> </w:t>
       </w:r>
@@ -281,10 +281,7 @@
               <w:pStyle w:val="Compact"/>
             </w:pPr>
             <w:r>
-              <w:t>A</w:t>
-            </w:r>
-            <w:r>
-              <w:t>dded Market &amp; Gap Analysis and Epics</w:t>
+              <w:t>Added Market &amp; Gap Analysis and Epics</w:t>
             </w:r>
           </w:p>
         </w:tc>
@@ -343,6 +340,12 @@
     </w:tbl>
     <w:sdt>
       <w:sdtPr>
+        <w:rPr>
+          <w:rFonts w:asciiTheme="minorHAnsi" w:eastAsiaTheme="minorHAnsi" w:hAnsiTheme="minorHAnsi" w:cstheme="minorBidi"/>
+          <w:color w:val="auto"/>
+          <w:sz w:val="24"/>
+          <w:szCs w:val="24"/>
+        </w:rPr>
         <w:id w:val="-714887886"/>
         <w:docPartObj>
           <w:docPartGallery w:val="Table of Contents"/>
@@ -351,13 +354,9 @@
       </w:sdtPr>
       <w:sdtEndPr>
         <w:rPr>
-          <w:rFonts w:asciiTheme="minorHAnsi" w:eastAsiaTheme="minorHAnsi" w:hAnsiTheme="minorHAnsi" w:cstheme="minorBidi"/>
           <w:b/>
           <w:bCs/>
           <w:noProof/>
-          <w:color w:val="auto"/>
-          <w:sz w:val="24"/>
-          <w:szCs w:val="24"/>
         </w:rPr>
       </w:sdtEndPr>
       <w:sdtContent>
@@ -3142,26 +3141,26 @@
       <w:pPr>
         <w:pStyle w:val="Heading1"/>
       </w:pPr>
-      <w:bookmarkStart w:id="9" w:name="introduction"/>
-      <w:bookmarkStart w:id="10" w:name="_Toc238382219"/>
-      <w:bookmarkEnd w:id="4"/>
+      <w:bookmarkStart w:id="9" w:name="_Toc238382219"/>
+      <w:bookmarkStart w:id="10" w:name="introduction"/>
+      <w:bookmarkEnd w:id="5"/>
       <w:bookmarkEnd w:id="8"/>
       <w:r>
         <w:lastRenderedPageBreak/>
         <w:t>1. Introduction</w:t>
       </w:r>
-      <w:bookmarkEnd w:id="10"/>
+      <w:bookmarkEnd w:id="9"/>
     </w:p>
     <w:p>
       <w:pPr>
         <w:pStyle w:val="Heading2"/>
       </w:pPr>
-      <w:bookmarkStart w:id="11" w:name="purpose-of-the-document"/>
-      <w:bookmarkStart w:id="12" w:name="_Toc238382220"/>
+      <w:bookmarkStart w:id="11" w:name="_Toc238382220"/>
+      <w:bookmarkStart w:id="12" w:name="purpose-of-the-document"/>
       <w:r>
         <w:t>1.1 Purpose of the Document</w:t>
       </w:r>
-      <w:bookmarkEnd w:id="12"/>
+      <w:bookmarkEnd w:id="11"/>
     </w:p>
     <w:p>
       <w:pPr>
@@ -3182,10 +3181,7 @@
         </w:rPr>
       </w:pPr>
       <w:r>
-        <w:t>T</w:t>
-      </w:r>
-      <w:r>
-        <w:t xml:space="preserve">his document is scoped to Business Analyst responsibilities: understanding and evidencing </w:t>
+        <w:t xml:space="preserve">This document is scoped to Business Analyst responsibilities: understanding and evidencing </w:t>
       </w:r>
       <w:r>
         <w:rPr>
@@ -3202,13 +3198,13 @@
       <w:pPr>
         <w:pStyle w:val="Heading2"/>
       </w:pPr>
-      <w:bookmarkStart w:id="13" w:name="scope-of-the-project"/>
-      <w:bookmarkStart w:id="14" w:name="_Toc238382221"/>
-      <w:bookmarkEnd w:id="11"/>
+      <w:bookmarkStart w:id="13" w:name="_Toc238382221"/>
+      <w:bookmarkStart w:id="14" w:name="scope-of-the-project"/>
+      <w:bookmarkEnd w:id="12"/>
       <w:r>
         <w:t>1.2 Scope of the Project</w:t>
       </w:r>
-      <w:bookmarkEnd w:id="14"/>
+      <w:bookmarkEnd w:id="13"/>
     </w:p>
     <w:p>
       <w:pPr>
@@ -3258,62 +3254,74 @@
     <w:p>
       <w:pPr>
         <w:pStyle w:val="BodyText"/>
+        <w:rPr>
+          <w:lang w:val="vi-VN"/>
+        </w:rPr>
       </w:pPr>
       <w:r>
         <w:rPr>
           <w:b/>
           <w:bCs/>
         </w:rPr>
-        <w:t>Out of scope (this phase):</w:t>
-      </w:r>
-      <w:r>
-        <w:t xml:space="preserve"> digital mannequin (virtual try-on), AI outfit suggestion, web platform (mobile-only), third-party sign-in/ payment/social-sharing integrations [TO CLARIFY – confirm these stay excluded].</w:t>
+        <w:t>Out of scope:</w:t>
+      </w:r>
+      <w:r>
+        <w:t xml:space="preserve"> digital mannequin (virtual try-on), AI outfit suggestion, web platform (mobile-only), third-party sign-in/ payment/social-sharing in</w:t>
+      </w:r>
+      <w:r>
+        <w:t>tegrations</w:t>
+      </w:r>
+      <w:r>
+        <w:rPr>
+          <w:lang w:val="vi-VN"/>
+        </w:rPr>
+        <w:t>.</w:t>
       </w:r>
     </w:p>
     <w:p>
       <w:pPr>
         <w:pStyle w:val="Heading2"/>
       </w:pPr>
-      <w:bookmarkStart w:id="15" w:name="document-overview"/>
-      <w:bookmarkStart w:id="16" w:name="_Toc238382222"/>
-      <w:bookmarkEnd w:id="13"/>
+      <w:bookmarkStart w:id="15" w:name="_Toc238382222"/>
+      <w:bookmarkStart w:id="16" w:name="document-overview"/>
+      <w:bookmarkEnd w:id="14"/>
       <w:r>
         <w:t>1.3 Document Overview</w:t>
       </w:r>
+      <w:bookmarkEnd w:id="15"/>
+    </w:p>
+    <w:p>
+      <w:pPr>
+        <w:pStyle w:val="FirstParagraph"/>
+      </w:pPr>
+      <w:r>
+        <w:t>Section 3 covers the current (manual, non-digital) closet process and the problems it causes. Section 4 places this against the existing market to identify a genuine gap rather than assuming one. Section 5 describes the proposed solution at business level: description, business rules, and Epics. Sections 6-10 cover stakeholders, constraints, assumptions, risks, and dependencies. Section 11 addresses sign-off, not applicable in the traditional sense for a solo project.</w:t>
+      </w:r>
+    </w:p>
+    <w:p/>
+    <w:p>
+      <w:pPr>
+        <w:pStyle w:val="Heading1"/>
+      </w:pPr>
+      <w:bookmarkStart w:id="17" w:name="_Toc238382223"/>
+      <w:bookmarkStart w:id="18" w:name="business-objectives"/>
+      <w:bookmarkEnd w:id="10"/>
       <w:bookmarkEnd w:id="16"/>
-    </w:p>
-    <w:p>
-      <w:pPr>
-        <w:pStyle w:val="FirstParagraph"/>
-      </w:pPr>
-      <w:r>
-        <w:t>Section 3 covers the current (manual, non-digital) closet process and the problems it causes. Section 4 places this against the existing market to identify a genuine gap rather than assuming one. Section 5 describes the proposed solution at business level: description, business rules, and Epics. Sections 6-10 cover stakeholders, constraints, assumptions, risks, and dependencies. Section 11 addresses sign-off, not applicable in the traditional sense for a solo project.</w:t>
-      </w:r>
-    </w:p>
-    <w:p/>
-    <w:p>
-      <w:pPr>
-        <w:pStyle w:val="Heading1"/>
-      </w:pPr>
-      <w:bookmarkStart w:id="17" w:name="business-objectives"/>
-      <w:bookmarkStart w:id="18" w:name="_Toc238382223"/>
-      <w:bookmarkEnd w:id="9"/>
-      <w:bookmarkEnd w:id="15"/>
       <w:r>
         <w:t>2. Business Objectives</w:t>
       </w:r>
-      <w:bookmarkEnd w:id="18"/>
+      <w:bookmarkEnd w:id="17"/>
     </w:p>
     <w:p>
       <w:pPr>
         <w:pStyle w:val="Heading2"/>
       </w:pPr>
-      <w:bookmarkStart w:id="19" w:name="business-goals"/>
-      <w:bookmarkStart w:id="20" w:name="_Toc238382224"/>
+      <w:bookmarkStart w:id="19" w:name="_Toc238382224"/>
+      <w:bookmarkStart w:id="20" w:name="business-goals"/>
       <w:r>
         <w:t>2.1 Business Goals</w:t>
       </w:r>
-      <w:bookmarkEnd w:id="20"/>
+      <w:bookmarkEnd w:id="19"/>
     </w:p>
     <w:p>
       <w:pPr>
@@ -3355,14 +3363,13 @@
       <w:pPr>
         <w:pStyle w:val="Heading2"/>
       </w:pPr>
-      <w:bookmarkStart w:id="21" w:name="project-objectives"/>
-      <w:bookmarkStart w:id="22" w:name="_Toc238382225"/>
-      <w:bookmarkEnd w:id="19"/>
-      <w:r>
-        <w:lastRenderedPageBreak/>
+      <w:bookmarkStart w:id="21" w:name="_Toc238382225"/>
+      <w:bookmarkStart w:id="22" w:name="project-objectives"/>
+      <w:bookmarkEnd w:id="20"/>
+      <w:r>
         <w:t>2.2 Project Objectives</w:t>
       </w:r>
-      <w:bookmarkEnd w:id="22"/>
+      <w:bookmarkEnd w:id="21"/>
     </w:p>
     <w:p>
       <w:pPr>
@@ -3385,7 +3392,17 @@
         </w:numPr>
       </w:pPr>
       <w:r>
-        <w:t>Produce this app as a complete, documented Business Analyst case study suitable for a professional portfolio.</w:t>
+        <w:lastRenderedPageBreak/>
+        <w:t xml:space="preserve">Produce this app as a complete, documented Business Analyst case </w:t>
+      </w:r>
+      <w:r>
+        <w:t>study</w:t>
+      </w:r>
+      <w:r>
+        <w:rPr>
+          <w:lang w:val="vi-VN"/>
+        </w:rPr>
+        <w:t>.</w:t>
       </w:r>
     </w:p>
     <w:p>
@@ -3412,13 +3429,13 @@
       <w:pPr>
         <w:pStyle w:val="Heading2"/>
       </w:pPr>
-      <w:bookmarkStart w:id="23" w:name="success-criteria"/>
-      <w:bookmarkStart w:id="24" w:name="_Toc238382226"/>
-      <w:bookmarkEnd w:id="21"/>
+      <w:bookmarkStart w:id="23" w:name="_Toc238382226"/>
+      <w:bookmarkStart w:id="24" w:name="success-criteria"/>
+      <w:bookmarkEnd w:id="22"/>
       <w:r>
         <w:t>2.3 Success Criteria</w:t>
       </w:r>
-      <w:bookmarkEnd w:id="24"/>
+      <w:bookmarkEnd w:id="23"/>
     </w:p>
     <w:p>
       <w:pPr>
@@ -3453,25 +3470,25 @@
       <w:pPr>
         <w:pStyle w:val="Heading1"/>
       </w:pPr>
-      <w:bookmarkStart w:id="25" w:name="current-business-environment"/>
-      <w:bookmarkStart w:id="26" w:name="_Toc238382227"/>
-      <w:bookmarkEnd w:id="17"/>
-      <w:bookmarkEnd w:id="23"/>
+      <w:bookmarkStart w:id="25" w:name="_Toc238382227"/>
+      <w:bookmarkStart w:id="26" w:name="current-business-environment"/>
+      <w:bookmarkEnd w:id="18"/>
+      <w:bookmarkEnd w:id="24"/>
       <w:r>
         <w:t>3. Current Business Environment</w:t>
       </w:r>
-      <w:bookmarkEnd w:id="26"/>
+      <w:bookmarkEnd w:id="25"/>
     </w:p>
     <w:p>
       <w:pPr>
         <w:pStyle w:val="Heading2"/>
       </w:pPr>
-      <w:bookmarkStart w:id="27" w:name="current-processes"/>
-      <w:bookmarkStart w:id="28" w:name="_Toc238382228"/>
+      <w:bookmarkStart w:id="27" w:name="_Toc238382228"/>
+      <w:bookmarkStart w:id="28" w:name="current-processes"/>
       <w:r>
         <w:t>3.1 Current Processes</w:t>
       </w:r>
-      <w:bookmarkEnd w:id="28"/>
+      <w:bookmarkEnd w:id="27"/>
     </w:p>
     <w:p>
       <w:pPr>
@@ -3552,13 +3569,13 @@
       <w:pPr>
         <w:pStyle w:val="Heading2"/>
       </w:pPr>
-      <w:bookmarkStart w:id="29" w:name="challenges-and-issues"/>
-      <w:bookmarkStart w:id="30" w:name="_Toc238382229"/>
-      <w:bookmarkEnd w:id="27"/>
+      <w:bookmarkStart w:id="29" w:name="_Toc238382229"/>
+      <w:bookmarkStart w:id="30" w:name="challenges-and-issues"/>
+      <w:bookmarkEnd w:id="28"/>
       <w:r>
         <w:t>3.2 Challenges and Issues</w:t>
       </w:r>
-      <w:bookmarkEnd w:id="30"/>
+      <w:bookmarkEnd w:id="29"/>
     </w:p>
     <w:tbl>
       <w:tblPr>
@@ -3774,21 +3791,21 @@
         <w:pStyle w:val="BodyText"/>
       </w:pPr>
       <w:r>
+        <w:t xml:space="preserve"> These challenges are based on the project owner’s own self-identified pain points, not on formal user interviews or surveys. The target audience (women managing their own wardrobes) is assumed to share similar pain points, but this has not been validated with outside users.</w:t>
+      </w:r>
+    </w:p>
+    <w:p>
+      <w:pPr>
+        <w:pStyle w:val="Heading2"/>
+      </w:pPr>
+      <w:bookmarkStart w:id="31" w:name="_Toc238382230"/>
+      <w:bookmarkStart w:id="32" w:name="expected-value-of-the-proposed-change"/>
+      <w:bookmarkEnd w:id="30"/>
+      <w:r>
         <w:lastRenderedPageBreak/>
-        <w:t xml:space="preserve"> These challenges are based on the project owner’s own self-identified pain points, not on formal user interviews or surveys. The target audience (women managing their own wardrobes) is assumed to share similar pain points, but this has not been validated with outside users.</w:t>
-      </w:r>
-    </w:p>
-    <w:p>
-      <w:pPr>
-        <w:pStyle w:val="Heading2"/>
-      </w:pPr>
-      <w:bookmarkStart w:id="31" w:name="expected-value-of-the-proposed-change"/>
-      <w:bookmarkStart w:id="32" w:name="_Toc238382230"/>
-      <w:bookmarkEnd w:id="29"/>
-      <w:r>
         <w:t>3.3 Expected Value of the Proposed Change</w:t>
       </w:r>
-      <w:bookmarkEnd w:id="32"/>
+      <w:bookmarkEnd w:id="31"/>
     </w:p>
     <w:tbl>
       <w:tblPr>
@@ -4047,25 +4064,25 @@
       <w:pPr>
         <w:pStyle w:val="Heading1"/>
       </w:pPr>
-      <w:bookmarkStart w:id="33" w:name="market-gap-analysis"/>
-      <w:bookmarkStart w:id="34" w:name="_Toc238382231"/>
-      <w:bookmarkEnd w:id="25"/>
-      <w:bookmarkEnd w:id="31"/>
+      <w:bookmarkStart w:id="33" w:name="_Toc238382231"/>
+      <w:bookmarkStart w:id="34" w:name="market-gap-analysis"/>
+      <w:bookmarkEnd w:id="26"/>
+      <w:bookmarkEnd w:id="32"/>
       <w:r>
         <w:t>4. Market &amp; Gap Analysis</w:t>
       </w:r>
-      <w:bookmarkEnd w:id="34"/>
+      <w:bookmarkEnd w:id="33"/>
     </w:p>
     <w:p>
       <w:pPr>
         <w:pStyle w:val="Heading2"/>
       </w:pPr>
-      <w:bookmarkStart w:id="35" w:name="existing-alternatives"/>
-      <w:bookmarkStart w:id="36" w:name="_Toc238382232"/>
+      <w:bookmarkStart w:id="35" w:name="_Toc238382232"/>
+      <w:bookmarkStart w:id="36" w:name="existing-alternatives"/>
       <w:r>
         <w:t>4.1 Existing Alternatives</w:t>
       </w:r>
-      <w:bookmarkEnd w:id="36"/>
+      <w:bookmarkEnd w:id="35"/>
     </w:p>
     <w:p>
       <w:pPr>
@@ -4157,18 +4174,89 @@
           <w:b/>
           <w:bCs/>
         </w:rPr>
-        <w:t xml:space="preserve">Smart </w:t>
-      </w:r>
+        <w:t>Smart Closet</w:t>
+      </w:r>
+      <w:r>
+        <w:t xml:space="preserve"> (large clothing database linked to real retailers, background removal, packing lists, outfit randomization).</w:t>
+      </w:r>
+    </w:p>
+    <w:p>
+      <w:pPr>
+        <w:pStyle w:val="Compact"/>
+        <w:numPr>
+          <w:ilvl w:val="0"/>
+          <w:numId w:val="6"/>
+        </w:numPr>
+      </w:pPr>
+      <w:r>
+        <w:rPr>
+          <w:b/>
+          <w:bCs/>
+        </w:rPr>
+        <w:t>Outfit planners</w:t>
+      </w:r>
+      <w:r>
+        <w:t xml:space="preserve">, lighter on cataloging and more focused on combining items into outfits: </w:t>
+      </w:r>
+      <w:r>
+        <w:rPr>
+          <w:b/>
+          <w:bCs/>
+        </w:rPr>
+        <w:t>Pureple</w:t>
+      </w:r>
+      <w:r>
+        <w:t xml:space="preserve"> (free, simpler outfit planning) and </w:t>
+      </w:r>
+      <w:r>
+        <w:rPr>
+          <w:b/>
+          <w:bCs/>
+        </w:rPr>
+        <w:t>ShopLook</w:t>
+      </w:r>
+      <w:r>
+        <w:t xml:space="preserve"> (inspiration/collage-focused, minimal closet organization).</w:t>
+      </w:r>
+    </w:p>
+    <w:p>
+      <w:pPr>
+        <w:pStyle w:val="Compact"/>
+        <w:numPr>
+          <w:ilvl w:val="0"/>
+          <w:numId w:val="6"/>
+        </w:numPr>
+      </w:pPr>
       <w:r>
         <w:rPr>
           <w:b/>
           <w:bCs/>
         </w:rPr>
         <w:lastRenderedPageBreak/>
-        <w:t>Closet</w:t>
-      </w:r>
-      <w:r>
-        <w:t xml:space="preserve"> (large clothing database linked to real retailers, background removal, packing lists, outfit randomization).</w:t>
+        <w:t>Social-first platforms</w:t>
+      </w:r>
+      <w:r>
+        <w:t xml:space="preserve">, where the wardrobe builds from social activity rather than manual cataloging: </w:t>
+      </w:r>
+      <w:r>
+        <w:rPr>
+          <w:b/>
+          <w:bCs/>
+        </w:rPr>
+        <w:t>Outflik</w:t>
+      </w:r>
+      <w:r>
+        <w:t xml:space="preserve"> (AI stylist chat, no manual cataloging required) and </w:t>
+      </w:r>
+      <w:r>
+        <w:rPr>
+          <w:b/>
+          <w:bCs/>
+        </w:rPr>
+        <w:t>GlamOutfit</w:t>
+      </w:r>
+      <w:r>
+        <w:t xml:space="preserve"> (post outfits for community feedback, or request outfits from other users).</w:t>
       </w:r>
     </w:p>
     <w:p>
@@ -4184,84 +4272,6 @@
           <w:b/>
           <w:bCs/>
         </w:rPr>
-        <w:t>Outfit planners</w:t>
-      </w:r>
-      <w:r>
-        <w:t xml:space="preserve">, lighter on cataloging and more focused on combining items into outfits: </w:t>
-      </w:r>
-      <w:r>
-        <w:rPr>
-          <w:b/>
-          <w:bCs/>
-        </w:rPr>
-        <w:t>Pureple</w:t>
-      </w:r>
-      <w:r>
-        <w:t xml:space="preserve"> (free, simpler outfit planning) and </w:t>
-      </w:r>
-      <w:r>
-        <w:rPr>
-          <w:b/>
-          <w:bCs/>
-        </w:rPr>
-        <w:t>ShopLook</w:t>
-      </w:r>
-      <w:r>
-        <w:t xml:space="preserve"> (inspiration/collage-focused, minimal closet organization).</w:t>
-      </w:r>
-    </w:p>
-    <w:p>
-      <w:pPr>
-        <w:pStyle w:val="Compact"/>
-        <w:numPr>
-          <w:ilvl w:val="0"/>
-          <w:numId w:val="6"/>
-        </w:numPr>
-      </w:pPr>
-      <w:r>
-        <w:rPr>
-          <w:b/>
-          <w:bCs/>
-        </w:rPr>
-        <w:t>Social-first platforms</w:t>
-      </w:r>
-      <w:r>
-        <w:t xml:space="preserve">, where the wardrobe builds from social activity rather than manual cataloging: </w:t>
-      </w:r>
-      <w:r>
-        <w:rPr>
-          <w:b/>
-          <w:bCs/>
-        </w:rPr>
-        <w:t>Outflik</w:t>
-      </w:r>
-      <w:r>
-        <w:t xml:space="preserve"> (AI stylist chat, no manual cataloging required) and </w:t>
-      </w:r>
-      <w:r>
-        <w:rPr>
-          <w:b/>
-          <w:bCs/>
-        </w:rPr>
-        <w:t>GlamOutfit</w:t>
-      </w:r>
-      <w:r>
-        <w:t xml:space="preserve"> (post outfits for community feedback, or request outfits from other users).</w:t>
-      </w:r>
-    </w:p>
-    <w:p>
-      <w:pPr>
-        <w:pStyle w:val="Compact"/>
-        <w:numPr>
-          <w:ilvl w:val="0"/>
-          <w:numId w:val="6"/>
-        </w:numPr>
-      </w:pPr>
-      <w:r>
-        <w:rPr>
-          <w:b/>
-          <w:bCs/>
-        </w:rPr>
         <w:t>Older/declining entrants</w:t>
       </w:r>
       <w:r>
@@ -4302,13 +4312,13 @@
       <w:pPr>
         <w:pStyle w:val="Heading2"/>
       </w:pPr>
-      <w:bookmarkStart w:id="37" w:name="gap-analysis"/>
-      <w:bookmarkStart w:id="38" w:name="_Toc238382233"/>
-      <w:bookmarkEnd w:id="35"/>
+      <w:bookmarkStart w:id="37" w:name="_Toc238382233"/>
+      <w:bookmarkStart w:id="38" w:name="gap-analysis"/>
+      <w:bookmarkEnd w:id="36"/>
       <w:r>
         <w:t>4.2 Gap Analysis</w:t>
       </w:r>
-      <w:bookmarkEnd w:id="38"/>
+      <w:bookmarkEnd w:id="37"/>
     </w:p>
     <w:p>
       <w:pPr>
@@ -4362,54 +4372,54 @@
         <w:pStyle w:val="BodyText"/>
       </w:pPr>
       <w:r>
+        <w:t xml:space="preserve"> This gap analysis is based on published third-party reviews and app-store listings, not a structured competitor audit (hands-on feature testing, pricing-tier comparison, app-store rating analysis).</w:t>
+      </w:r>
+    </w:p>
+    <w:p/>
+    <w:p>
+      <w:pPr>
+        <w:pStyle w:val="Heading1"/>
+      </w:pPr>
+      <w:bookmarkStart w:id="39" w:name="_Toc238382234"/>
+      <w:bookmarkStart w:id="40" w:name="proposed-solution-business-level"/>
+      <w:bookmarkEnd w:id="34"/>
+      <w:bookmarkEnd w:id="38"/>
+      <w:r>
         <w:lastRenderedPageBreak/>
-        <w:t xml:space="preserve"> This gap analysis is based on published third-party reviews and app-store listings, not a structured competitor audit (hands-on feature testing, pricing-tier comparison, app-store rating analysis).</w:t>
-      </w:r>
-    </w:p>
-    <w:p/>
-    <w:p>
-      <w:pPr>
-        <w:pStyle w:val="Heading1"/>
-      </w:pPr>
-      <w:bookmarkStart w:id="39" w:name="proposed-solution-business-level"/>
-      <w:bookmarkStart w:id="40" w:name="_Toc238382234"/>
-      <w:bookmarkEnd w:id="33"/>
-      <w:bookmarkEnd w:id="37"/>
-      <w:r>
         <w:t>5. Proposed Solution (Business-Level)</w:t>
       </w:r>
-      <w:bookmarkEnd w:id="40"/>
+      <w:bookmarkEnd w:id="39"/>
     </w:p>
     <w:p>
       <w:pPr>
         <w:pStyle w:val="Heading2"/>
       </w:pPr>
-      <w:bookmarkStart w:id="41" w:name="description-of-the-solution"/>
-      <w:bookmarkStart w:id="42" w:name="_Toc238382235"/>
+      <w:bookmarkStart w:id="41" w:name="_Toc238382235"/>
+      <w:bookmarkStart w:id="42" w:name="description-of-the-solution"/>
       <w:r>
         <w:t>5.1 Description of the Solution</w:t>
       </w:r>
+      <w:bookmarkEnd w:id="41"/>
+    </w:p>
+    <w:p>
+      <w:pPr>
+        <w:pStyle w:val="FirstParagraph"/>
+      </w:pPr>
+      <w:r>
+        <w:t>Digital Closet is a mobile-only app that lets users digitize their closet (clothes, accessories, makeup) by photographing each item, tagging it, and organizing it into a searchable, browsable digital collection. Users can combine items into outfits (“Looks”), group items/Looks into Collections, and plan outfits ahead of time for a Trip. See Section 3.3 for the expected value of this change, and Section 4 for how it compares to existing market alternatives.</w:t>
+      </w:r>
+    </w:p>
+    <w:p>
+      <w:pPr>
+        <w:pStyle w:val="Heading2"/>
+      </w:pPr>
+      <w:bookmarkStart w:id="43" w:name="_Toc238382236"/>
+      <w:bookmarkStart w:id="44" w:name="business-rules"/>
       <w:bookmarkEnd w:id="42"/>
-    </w:p>
-    <w:p>
-      <w:pPr>
-        <w:pStyle w:val="FirstParagraph"/>
-      </w:pPr>
-      <w:r>
-        <w:t>Digital Closet is a mobile-only app that lets users digitize their closet (clothes, accessories, makeup) by photographing each item, tagging it, and organizing it into a searchable, browsable digital collection. Users can combine items into outfits (“Looks”), group items/Looks into Collections, and plan outfits ahead of time for a Trip. See Section 3.3 for the expected value of this change, and Section 4 for how it compares to existing market alternatives.</w:t>
-      </w:r>
-    </w:p>
-    <w:p>
-      <w:pPr>
-        <w:pStyle w:val="Heading2"/>
-      </w:pPr>
-      <w:bookmarkStart w:id="43" w:name="business-rules"/>
-      <w:bookmarkStart w:id="44" w:name="_Toc238382236"/>
-      <w:bookmarkEnd w:id="41"/>
       <w:r>
         <w:t>5.2 Business Rules</w:t>
       </w:r>
-      <w:bookmarkEnd w:id="44"/>
+      <w:bookmarkEnd w:id="43"/>
     </w:p>
     <w:tbl>
       <w:tblPr>
@@ -4631,13 +4641,13 @@
       <w:pPr>
         <w:pStyle w:val="Heading2"/>
       </w:pPr>
-      <w:bookmarkStart w:id="45" w:name="epics"/>
-      <w:bookmarkStart w:id="46" w:name="_Toc238382237"/>
-      <w:bookmarkEnd w:id="43"/>
+      <w:bookmarkStart w:id="45" w:name="_Toc238382237"/>
+      <w:bookmarkStart w:id="46" w:name="epics"/>
+      <w:bookmarkEnd w:id="44"/>
       <w:r>
         <w:t>5.3 Epics</w:t>
       </w:r>
-      <w:bookmarkEnd w:id="46"/>
+      <w:bookmarkEnd w:id="45"/>
     </w:p>
     <w:p>
       <w:pPr>
@@ -4764,7 +4774,6 @@
                 <w:b/>
                 <w:bCs/>
               </w:rPr>
-              <w:lastRenderedPageBreak/>
               <w:t>Epic 2: Closet Management</w:t>
             </w:r>
           </w:p>
@@ -4861,6 +4870,7 @@
                 <w:b/>
                 <w:bCs/>
               </w:rPr>
+              <w:lastRenderedPageBreak/>
               <w:t>Epic 5: Trip Planning</w:t>
             </w:r>
           </w:p>
@@ -4893,25 +4903,25 @@
       <w:pPr>
         <w:pStyle w:val="Heading1"/>
       </w:pPr>
-      <w:bookmarkStart w:id="47" w:name="stakeholders"/>
-      <w:bookmarkStart w:id="48" w:name="_Toc238382238"/>
-      <w:bookmarkEnd w:id="39"/>
-      <w:bookmarkEnd w:id="45"/>
+      <w:bookmarkStart w:id="47" w:name="_Toc238382238"/>
+      <w:bookmarkStart w:id="48" w:name="stakeholders"/>
+      <w:bookmarkEnd w:id="40"/>
+      <w:bookmarkEnd w:id="46"/>
       <w:r>
         <w:t>6. Stakeholders</w:t>
       </w:r>
-      <w:bookmarkEnd w:id="48"/>
+      <w:bookmarkEnd w:id="47"/>
     </w:p>
     <w:p>
       <w:pPr>
         <w:pStyle w:val="Heading2"/>
       </w:pPr>
-      <w:bookmarkStart w:id="49" w:name="list-of-possible-stakeholders"/>
-      <w:bookmarkStart w:id="50" w:name="_Toc238382239"/>
+      <w:bookmarkStart w:id="49" w:name="_Toc238382239"/>
+      <w:bookmarkStart w:id="50" w:name="list-of-possible-stakeholders"/>
       <w:r>
         <w:t>6.1 List of (Possible) Stakeholders</w:t>
       </w:r>
-      <w:bookmarkEnd w:id="50"/>
+      <w:bookmarkEnd w:id="49"/>
     </w:p>
     <w:tbl>
       <w:tblPr>
@@ -5219,13 +5229,13 @@
       <w:pPr>
         <w:pStyle w:val="Heading2"/>
       </w:pPr>
-      <w:bookmarkStart w:id="51" w:name="roles-and-responsibilities"/>
-      <w:bookmarkStart w:id="52" w:name="_Toc238382240"/>
-      <w:bookmarkEnd w:id="49"/>
+      <w:bookmarkStart w:id="51" w:name="_Toc238382240"/>
+      <w:bookmarkStart w:id="52" w:name="roles-and-responsibilities"/>
+      <w:bookmarkEnd w:id="50"/>
       <w:r>
         <w:t>6.2 Roles and Responsibilities</w:t>
       </w:r>
-      <w:bookmarkEnd w:id="52"/>
+      <w:bookmarkEnd w:id="51"/>
     </w:p>
     <w:p>
       <w:pPr>
@@ -5267,65 +5277,66 @@
       <w:pPr>
         <w:pStyle w:val="Heading1"/>
       </w:pPr>
-      <w:bookmarkStart w:id="53" w:name="constraints"/>
-      <w:bookmarkStart w:id="54" w:name="_Toc238382241"/>
-      <w:bookmarkEnd w:id="47"/>
-      <w:bookmarkEnd w:id="51"/>
+      <w:bookmarkStart w:id="53" w:name="_Toc238382241"/>
+      <w:bookmarkStart w:id="54" w:name="constraints"/>
+      <w:bookmarkEnd w:id="48"/>
+      <w:bookmarkEnd w:id="52"/>
       <w:r>
         <w:t>7. Constraints</w:t>
       </w:r>
-      <w:bookmarkEnd w:id="54"/>
+      <w:bookmarkEnd w:id="53"/>
     </w:p>
     <w:p>
       <w:pPr>
         <w:pStyle w:val="Heading2"/>
       </w:pPr>
-      <w:bookmarkStart w:id="55" w:name="budgetary-constraints"/>
-      <w:bookmarkStart w:id="56" w:name="_Toc238382242"/>
+      <w:bookmarkStart w:id="55" w:name="_Toc238382242"/>
+      <w:bookmarkStart w:id="56" w:name="budgetary-constraints"/>
       <w:r>
         <w:t>7.1 Budgetary Constraints</w:t>
       </w:r>
+      <w:bookmarkEnd w:id="55"/>
+    </w:p>
+    <w:p>
+      <w:pPr>
+        <w:pStyle w:val="FirstParagraph"/>
+      </w:pPr>
+      <w:r>
+        <w:t xml:space="preserve"> Development budget not yet defined.</w:t>
+      </w:r>
+    </w:p>
+    <w:p>
+      <w:pPr>
+        <w:pStyle w:val="Heading2"/>
+      </w:pPr>
+      <w:bookmarkStart w:id="57" w:name="_Toc238382243"/>
+      <w:bookmarkStart w:id="58" w:name="timeline-constraints"/>
       <w:bookmarkEnd w:id="56"/>
+      <w:r>
+        <w:lastRenderedPageBreak/>
+        <w:t>7.2 Timeline Constraints</w:t>
+      </w:r>
+      <w:bookmarkEnd w:id="57"/>
     </w:p>
     <w:p>
       <w:pPr>
         <w:pStyle w:val="FirstParagraph"/>
       </w:pPr>
       <w:r>
-        <w:t xml:space="preserve"> Development budget not yet defined.</w:t>
+        <w:t xml:space="preserve"> MVP timeline not yet defined.</w:t>
       </w:r>
     </w:p>
     <w:p>
       <w:pPr>
         <w:pStyle w:val="Heading2"/>
       </w:pPr>
-      <w:bookmarkStart w:id="57" w:name="timeline-constraints"/>
-      <w:bookmarkStart w:id="58" w:name="_Toc238382243"/>
-      <w:bookmarkEnd w:id="55"/>
-      <w:r>
-        <w:t>7.2 Timeline Constraints</w:t>
-      </w:r>
+      <w:bookmarkStart w:id="59" w:name="_Toc238382244"/>
+      <w:bookmarkStart w:id="60" w:name="regulatory-constraints"/>
       <w:bookmarkEnd w:id="58"/>
-    </w:p>
-    <w:p>
-      <w:pPr>
-        <w:pStyle w:val="FirstParagraph"/>
-      </w:pPr>
-      <w:r>
-        <w:t xml:space="preserve"> MVP timeline not yet defined.</w:t>
-      </w:r>
-    </w:p>
-    <w:p>
-      <w:pPr>
-        <w:pStyle w:val="Heading2"/>
-      </w:pPr>
-      <w:bookmarkStart w:id="59" w:name="regulatory-constraints"/>
-      <w:bookmarkStart w:id="60" w:name="_Toc238382244"/>
-      <w:bookmarkEnd w:id="57"/>
       <w:r>
         <w:t>7.3 Regulatory Constraints</w:t>
       </w:r>
-      <w:bookmarkEnd w:id="60"/>
+      <w:bookmarkEnd w:id="59"/>
     </w:p>
     <w:p>
       <w:pPr>
@@ -5376,25 +5387,25 @@
       <w:pPr>
         <w:pStyle w:val="Heading1"/>
       </w:pPr>
-      <w:bookmarkStart w:id="61" w:name="assumptions"/>
-      <w:bookmarkStart w:id="62" w:name="_Toc238382245"/>
-      <w:bookmarkEnd w:id="53"/>
-      <w:bookmarkEnd w:id="59"/>
+      <w:bookmarkStart w:id="61" w:name="_Toc238382245"/>
+      <w:bookmarkStart w:id="62" w:name="assumptions"/>
+      <w:bookmarkEnd w:id="54"/>
+      <w:bookmarkEnd w:id="60"/>
       <w:r>
         <w:t>8. Assumptions</w:t>
       </w:r>
-      <w:bookmarkEnd w:id="62"/>
+      <w:bookmarkEnd w:id="61"/>
     </w:p>
     <w:p>
       <w:pPr>
         <w:pStyle w:val="Heading2"/>
       </w:pPr>
-      <w:bookmarkStart w:id="63" w:name="list-of-assumptions"/>
-      <w:bookmarkStart w:id="64" w:name="_Toc238382246"/>
+      <w:bookmarkStart w:id="63" w:name="_Toc238382246"/>
+      <w:bookmarkStart w:id="64" w:name="list-of-assumptions"/>
       <w:r>
         <w:t>8.1 List of Assumptions</w:t>
       </w:r>
-      <w:bookmarkEnd w:id="64"/>
+      <w:bookmarkEnd w:id="63"/>
     </w:p>
     <w:p>
       <w:pPr>
@@ -5425,25 +5436,25 @@
       <w:pPr>
         <w:pStyle w:val="Heading1"/>
       </w:pPr>
-      <w:bookmarkStart w:id="65" w:name="risks"/>
-      <w:bookmarkStart w:id="66" w:name="_Toc238382247"/>
-      <w:bookmarkEnd w:id="61"/>
-      <w:bookmarkEnd w:id="63"/>
+      <w:bookmarkStart w:id="65" w:name="_Toc238382247"/>
+      <w:bookmarkStart w:id="66" w:name="risks"/>
+      <w:bookmarkEnd w:id="62"/>
+      <w:bookmarkEnd w:id="64"/>
       <w:r>
         <w:t>9. Risks</w:t>
       </w:r>
-      <w:bookmarkEnd w:id="66"/>
+      <w:bookmarkEnd w:id="65"/>
     </w:p>
     <w:p>
       <w:pPr>
         <w:pStyle w:val="Heading2"/>
       </w:pPr>
-      <w:bookmarkStart w:id="67" w:name="list-of-risks"/>
-      <w:bookmarkStart w:id="68" w:name="_Toc238382248"/>
+      <w:bookmarkStart w:id="67" w:name="_Toc238382248"/>
+      <w:bookmarkStart w:id="68" w:name="list-of-risks"/>
       <w:r>
         <w:t>9.1 List of Risks</w:t>
       </w:r>
-      <w:bookmarkEnd w:id="68"/>
+      <w:bookmarkEnd w:id="67"/>
     </w:p>
     <w:tbl>
       <w:tblPr>
@@ -5629,24 +5640,19 @@
               <w:pStyle w:val="Compact"/>
             </w:pPr>
             <w:r>
-              <w:t xml:space="preserve">Per Section 4.2, most of the Must/Should-have scope overlaps with existing competitors – the </w:t>
-            </w:r>
-            <w:r>
-              <w:lastRenderedPageBreak/>
-              <w:t>case study has not yet established a validated reason for a user to switch</w:t>
-            </w:r>
-          </w:p>
-        </w:tc>
-        <w:tc>
-          <w:tcPr>
-            <w:tcW w:w="0" w:type="auto"/>
-          </w:tcPr>
-          <w:p>
-            <w:pPr>
-              <w:pStyle w:val="Compact"/>
-            </w:pPr>
-            <w:r>
-              <w:lastRenderedPageBreak/>
+              <w:t>Per Section 4.2, most of the Must/Should-have scope overlaps with existing competitors – the case study has not yet established a validated reason for a user to switch</w:t>
+            </w:r>
+          </w:p>
+        </w:tc>
+        <w:tc>
+          <w:tcPr>
+            <w:tcW w:w="0" w:type="auto"/>
+          </w:tcPr>
+          <w:p>
+            <w:pPr>
+              <w:pStyle w:val="Compact"/>
+            </w:pPr>
+            <w:r>
               <w:t>Not yet assessed</w:t>
             </w:r>
           </w:p>
@@ -5689,13 +5695,13 @@
       <w:pPr>
         <w:pStyle w:val="Heading2"/>
       </w:pPr>
-      <w:bookmarkStart w:id="69" w:name="risk-mitigation-strategies"/>
-      <w:bookmarkStart w:id="70" w:name="_Toc238382249"/>
-      <w:bookmarkEnd w:id="67"/>
+      <w:bookmarkStart w:id="69" w:name="_Toc238382249"/>
+      <w:bookmarkStart w:id="70" w:name="risk-mitigation-strategies"/>
+      <w:bookmarkEnd w:id="68"/>
       <w:r>
         <w:t>9.2 Risk Mitigation Strategies</w:t>
       </w:r>
-      <w:bookmarkEnd w:id="70"/>
+      <w:bookmarkEnd w:id="69"/>
     </w:p>
     <w:p>
       <w:pPr>
@@ -5729,6 +5735,7 @@
           <w:b/>
           <w:bCs/>
         </w:rPr>
+        <w:lastRenderedPageBreak/>
         <w:t>Scope creep:</w:t>
       </w:r>
       <w:r>
@@ -5798,25 +5805,25 @@
       <w:pPr>
         <w:pStyle w:val="Heading1"/>
       </w:pPr>
-      <w:bookmarkStart w:id="71" w:name="dependencies"/>
-      <w:bookmarkStart w:id="72" w:name="_Toc238382250"/>
-      <w:bookmarkEnd w:id="65"/>
-      <w:bookmarkEnd w:id="69"/>
+      <w:bookmarkStart w:id="71" w:name="_Toc238382250"/>
+      <w:bookmarkStart w:id="72" w:name="dependencies"/>
+      <w:bookmarkEnd w:id="66"/>
+      <w:bookmarkEnd w:id="70"/>
       <w:r>
         <w:t>10. Dependencies</w:t>
       </w:r>
-      <w:bookmarkEnd w:id="72"/>
+      <w:bookmarkEnd w:id="71"/>
     </w:p>
     <w:p>
       <w:pPr>
         <w:pStyle w:val="Heading2"/>
       </w:pPr>
-      <w:bookmarkStart w:id="73" w:name="list-of-dependencies"/>
-      <w:bookmarkStart w:id="74" w:name="_Toc238382251"/>
+      <w:bookmarkStart w:id="73" w:name="_Toc238382251"/>
+      <w:bookmarkStart w:id="74" w:name="list-of-dependencies"/>
       <w:r>
         <w:t>10.1 List of Dependencies</w:t>
       </w:r>
-      <w:bookmarkEnd w:id="74"/>
+      <w:bookmarkEnd w:id="73"/>
     </w:p>
     <w:tbl>
       <w:tblPr>
@@ -5902,14 +5909,7 @@
                 <w:i/>
                 <w:iCs/>
               </w:rPr>
-              <w:t>A</w:t>
-            </w:r>
-            <w:r>
-              <w:rPr>
-                <w:i/>
-                <w:iCs/>
-              </w:rPr>
-              <w:t>utomatic background removal</w:t>
+              <w:t>Automatic background removal</w:t>
             </w:r>
             <w:r>
               <w:t xml:space="preserve"> likely requires a third-party image-processing service or API, which may carry a cost – needs selection before Should-have build work starts.</w:t>
@@ -5949,13 +5949,7 @@
               <w:t xml:space="preserve"> </w:t>
             </w:r>
             <w:r>
-              <w:t xml:space="preserve">a single mobile codebase; the </w:t>
-            </w:r>
-            <w:r>
-              <w:t xml:space="preserve">framework choice (Section 7.3) affects the </w:t>
-            </w:r>
-            <w:r>
-              <w:t>implementation approach.</w:t>
+              <w:t>a single mobile codebase; the framework choice (Section 7.3) affects the implementation approach.</w:t>
             </w:r>
           </w:p>
         </w:tc>
@@ -5994,25 +5988,25 @@
       <w:pPr>
         <w:pStyle w:val="Heading1"/>
       </w:pPr>
-      <w:bookmarkStart w:id="75" w:name="approval"/>
-      <w:bookmarkStart w:id="76" w:name="_Toc238382252"/>
-      <w:bookmarkEnd w:id="71"/>
-      <w:bookmarkEnd w:id="73"/>
+      <w:bookmarkStart w:id="75" w:name="_Toc238382252"/>
+      <w:bookmarkStart w:id="76" w:name="approval"/>
+      <w:bookmarkEnd w:id="72"/>
+      <w:bookmarkEnd w:id="74"/>
       <w:r>
         <w:t>11. Approval</w:t>
       </w:r>
-      <w:bookmarkEnd w:id="76"/>
+      <w:bookmarkEnd w:id="75"/>
     </w:p>
     <w:p>
       <w:pPr>
         <w:pStyle w:val="Heading2"/>
       </w:pPr>
-      <w:bookmarkStart w:id="77" w:name="sign-off"/>
-      <w:bookmarkStart w:id="78" w:name="_Toc238382253"/>
+      <w:bookmarkStart w:id="77" w:name="_Toc238382253"/>
+      <w:bookmarkStart w:id="78" w:name="sign-off"/>
       <w:r>
         <w:t>11.1 Sign-off</w:t>
       </w:r>
-      <w:bookmarkEnd w:id="78"/>
+      <w:bookmarkEnd w:id="77"/>
     </w:p>
     <w:p>
       <w:pPr>
@@ -6053,12 +6047,11 @@
           <w:i/>
           <w:iCs/>
         </w:rPr>
-        <w:lastRenderedPageBreak/>
         <w:t>This is a draft based on information provided by the project owner as of this point in time. Items marked need to be filled in or confirmed before the BRD is considered complete.</w:t>
       </w:r>
       <w:bookmarkEnd w:id="0"/>
-      <w:bookmarkEnd w:id="75"/>
-      <w:bookmarkEnd w:id="77"/>
+      <w:bookmarkEnd w:id="76"/>
+      <w:bookmarkEnd w:id="78"/>
     </w:p>
     <w:sectPr>
       <w:headerReference w:type="even" r:id="rId8"/>
